--- a/Samiul_Alam_Sumel_Freelance_Remote_CV.docx
+++ b/Samiul_Alam_Sumel_Freelance_Remote_CV.docx
@@ -147,6 +147,7 @@
     <w:p>
       <w:pPr>
         <w:spacing w:after="80" w:line="252" w:lineRule="auto"/>
+        <w:jc w:val="both"/>
       </w:pPr>
       <w:r>
         <w:rPr>
@@ -189,6 +190,7 @@
     <w:p>
       <w:pPr>
         <w:spacing w:after="20" w:line="252" w:lineRule="auto"/>
+        <w:jc w:val="both"/>
       </w:pPr>
       <w:r>
         <w:rPr>
@@ -228,6 +230,7 @@
     <w:p>
       <w:pPr>
         <w:spacing w:after="20" w:line="252" w:lineRule="auto"/>
+        <w:jc w:val="both"/>
       </w:pPr>
       <w:r>
         <w:rPr>
@@ -267,6 +270,7 @@
     <w:p>
       <w:pPr>
         <w:spacing w:after="20" w:line="252" w:lineRule="auto"/>
+        <w:jc w:val="both"/>
       </w:pPr>
       <w:r>
         <w:rPr>
@@ -311,6 +315,7 @@
         <w:pStyle w:val="ListBullet"/>
         <w:spacing w:after="20" w:before="0" w:line="240" w:lineRule="auto"/>
         <w:ind w:left="259"/>
+        <w:jc w:val="both"/>
       </w:pPr>
       <w:r>
         <w:rPr>
@@ -325,6 +330,7 @@
         <w:pStyle w:val="ListBullet"/>
         <w:spacing w:after="20" w:before="0" w:line="240" w:lineRule="auto"/>
         <w:ind w:left="259"/>
+        <w:jc w:val="both"/>
       </w:pPr>
       <w:r>
         <w:rPr>
@@ -339,6 +345,7 @@
         <w:pStyle w:val="ListBullet"/>
         <w:spacing w:after="20" w:before="0" w:line="240" w:lineRule="auto"/>
         <w:ind w:left="259"/>
+        <w:jc w:val="both"/>
       </w:pPr>
       <w:r>
         <w:rPr>
@@ -353,6 +360,7 @@
         <w:pStyle w:val="ListBullet"/>
         <w:spacing w:after="20" w:before="0" w:line="240" w:lineRule="auto"/>
         <w:ind w:left="259"/>
+        <w:jc w:val="both"/>
       </w:pPr>
       <w:r>
         <w:rPr>
@@ -430,6 +438,7 @@
     <w:p>
       <w:pPr>
         <w:spacing w:after="20" w:line="252" w:lineRule="auto"/>
+        <w:jc w:val="both"/>
       </w:pPr>
       <w:r>
         <w:rPr>
@@ -443,6 +452,7 @@
     <w:p>
       <w:pPr>
         <w:spacing w:after="20" w:line="252" w:lineRule="auto"/>
+        <w:jc w:val="both"/>
       </w:pPr>
       <w:r>
         <w:rPr>
@@ -456,6 +466,7 @@
     <w:p>
       <w:pPr>
         <w:spacing w:after="80" w:line="252" w:lineRule="auto"/>
+        <w:jc w:val="both"/>
       </w:pPr>
       <w:r>
         <w:rPr>
@@ -518,6 +529,7 @@
     <w:p>
       <w:pPr>
         <w:spacing w:after="20" w:line="252" w:lineRule="auto"/>
+        <w:jc w:val="both"/>
       </w:pPr>
       <w:r>
         <w:rPr>
@@ -531,6 +543,7 @@
     <w:p>
       <w:pPr>
         <w:spacing w:after="20" w:line="252" w:lineRule="auto"/>
+        <w:jc w:val="both"/>
       </w:pPr>
       <w:r>
         <w:rPr>
@@ -544,6 +557,7 @@
     <w:p>
       <w:pPr>
         <w:spacing w:after="80" w:line="252" w:lineRule="auto"/>
+        <w:jc w:val="both"/>
       </w:pPr>
       <w:r>
         <w:rPr>
@@ -606,6 +620,7 @@
     <w:p>
       <w:pPr>
         <w:spacing w:after="20" w:line="252" w:lineRule="auto"/>
+        <w:jc w:val="both"/>
       </w:pPr>
       <w:r>
         <w:rPr>
@@ -619,6 +634,7 @@
     <w:p>
       <w:pPr>
         <w:spacing w:after="20" w:line="252" w:lineRule="auto"/>
+        <w:jc w:val="both"/>
       </w:pPr>
       <w:r>
         <w:rPr>
@@ -632,6 +648,7 @@
     <w:p>
       <w:pPr>
         <w:spacing w:after="80" w:line="252" w:lineRule="auto"/>
+        <w:jc w:val="both"/>
       </w:pPr>
       <w:r>
         <w:rPr>
@@ -694,6 +711,7 @@
     <w:p>
       <w:pPr>
         <w:spacing w:after="20" w:line="252" w:lineRule="auto"/>
+        <w:jc w:val="both"/>
       </w:pPr>
       <w:r>
         <w:rPr>
@@ -707,6 +725,7 @@
     <w:p>
       <w:pPr>
         <w:spacing w:after="20" w:line="252" w:lineRule="auto"/>
+        <w:jc w:val="both"/>
       </w:pPr>
       <w:r>
         <w:rPr>
@@ -720,6 +739,7 @@
     <w:p>
       <w:pPr>
         <w:spacing w:after="80" w:line="252" w:lineRule="auto"/>
+        <w:jc w:val="both"/>
       </w:pPr>
       <w:r>
         <w:rPr>
@@ -749,6 +769,7 @@
     <w:p>
       <w:pPr>
         <w:spacing w:after="60" w:line="240" w:lineRule="auto"/>
+        <w:jc w:val="both"/>
       </w:pPr>
       <w:r>
         <w:rPr>
@@ -769,6 +790,7 @@
     <w:p>
       <w:pPr>
         <w:spacing w:after="60" w:line="240" w:lineRule="auto"/>
+        <w:jc w:val="both"/>
       </w:pPr>
       <w:r>
         <w:rPr>
@@ -789,6 +811,7 @@
     <w:p>
       <w:pPr>
         <w:spacing w:after="60" w:line="240" w:lineRule="auto"/>
+        <w:jc w:val="both"/>
       </w:pPr>
       <w:r>
         <w:rPr>
@@ -809,6 +832,7 @@
     <w:p>
       <w:pPr>
         <w:spacing w:after="60" w:line="240" w:lineRule="auto"/>
+        <w:jc w:val="both"/>
       </w:pPr>
       <w:r>
         <w:rPr>
@@ -845,6 +869,7 @@
     <w:p>
       <w:pPr>
         <w:spacing w:after="120" w:line="252" w:lineRule="auto"/>
+        <w:jc w:val="both"/>
       </w:pPr>
       <w:r>
         <w:rPr>
@@ -912,6 +937,7 @@
     <w:p>
       <w:pPr>
         <w:spacing w:after="120" w:line="252" w:lineRule="auto"/>
+        <w:jc w:val="both"/>
       </w:pPr>
       <w:r>
         <w:rPr>
@@ -941,6 +967,7 @@
     <w:p>
       <w:pPr>
         <w:spacing w:after="40" w:line="240" w:lineRule="auto"/>
+        <w:jc w:val="both"/>
       </w:pPr>
       <w:r>
         <w:rPr>
@@ -961,6 +988,7 @@
     <w:p>
       <w:pPr>
         <w:spacing w:after="40" w:line="240" w:lineRule="auto"/>
+        <w:jc w:val="both"/>
       </w:pPr>
       <w:r>
         <w:rPr>
